--- a/docs/factsheets/f-commonintegrals.docx
+++ b/docs/factsheets/f-commonintegrals.docx
@@ -3176,7 +3176,7 @@
         <w:t xml:space="preserve"> </w:t>
       </w:r>
       <w:r>
-        <w:t xml:space="preserve">and [Proof sheet: Antiderivatives of other common functions].</w:t>
+        <w:t xml:space="preserve">and [Proof: Antiderivatives of other common functions].</w:t>
       </w:r>
     </w:p>
     <w:bookmarkStart w:id="26" w:name="version-history"/>

--- a/docs/factsheets/f-commonintegrals.docx
+++ b/docs/factsheets/f-commonintegrals.docx
@@ -79,7 +79,7 @@
         <w:t xml:space="preserve">is the constant of integration.</w:t>
       </w:r>
     </w:p>
-    <w:bookmarkStart w:id="20" w:name="X92b6083b506c1655f3c55e59277d2664a4ff5c6"/>
+    <w:bookmarkStart w:id="9" w:name="X92b6083b506c1655f3c55e59277d2664a4ff5c6"/>
     <w:p>
       <w:pPr>
         <w:pStyle w:val="Heading2"/>
@@ -310,8 +310,8 @@
               </m:r>
               <m:r>
                 <m:rPr>
-                  <m:sty m:val="p"/>
                   <m:scr m:val="double-struck"/>
+                  <m:sty m:val="p"/>
                 </m:rPr>
                 <m:t>R</m:t>
               </m:r>
@@ -396,19 +396,21 @@
                 </m:rPr>
                 <m:t>ln</m:t>
               </m:r>
-              <m:d>
-                <m:dPr>
-                  <m:begChr m:val="|"/>
-                  <m:sepChr m:val=""/>
-                  <m:endChr m:val="|"/>
-                  <m:grow/>
-                </m:dPr>
-                <m:e>
-                  <m:r>
-                    <m:t>x</m:t>
-                  </m:r>
-                </m:e>
-              </m:d>
+              <m:r>
+                <m:rPr>
+                  <m:sty m:val="p"/>
+                </m:rPr>
+                <m:t>|</m:t>
+              </m:r>
+              <m:r>
+                <m:t>x</m:t>
+              </m:r>
+              <m:r>
+                <m:rPr>
+                  <m:sty m:val="p"/>
+                </m:rPr>
+                <m:t>|</m:t>
+              </m:r>
               <m:r>
                 <m:rPr>
                   <m:sty m:val="p"/>
@@ -498,31 +500,18 @@
                 </m:rPr>
                 <m:t>ln</m:t>
               </m:r>
-              <m:d>
-                <m:dPr>
-                  <m:begChr m:val="|"/>
-                  <m:sepChr m:val=""/>
-                  <m:endChr m:val="|"/>
-                  <m:grow/>
-                </m:dPr>
-                <m:e>
-                  <m:r>
-                    <m:t>b</m:t>
-                  </m:r>
-                  <m:r>
-                    <m:t>x</m:t>
-                  </m:r>
-                  <m:r>
-                    <m:rPr>
-                      <m:sty m:val="p"/>
-                    </m:rPr>
-                    <m:t>+</m:t>
-                  </m:r>
-                  <m:r>
-                    <m:t>c</m:t>
-                  </m:r>
-                </m:e>
-              </m:d>
+              <m:r>
+                <m:rPr>
+                  <m:sty m:val="p"/>
+                </m:rPr>
+                <m:t>|</m:t>
+              </m:r>
+              <m:r>
+                <m:t>b</m:t>
+              </m:r>
+              <m:r>
+                <m:t>x</m:t>
+              </m:r>
               <m:r>
                 <m:rPr>
                   <m:sty m:val="p"/>
@@ -530,6 +519,21 @@
                 <m:t>+</m:t>
               </m:r>
               <m:r>
+                <m:t>c</m:t>
+              </m:r>
+              <m:r>
+                <m:rPr>
+                  <m:sty m:val="p"/>
+                </m:rPr>
+                <m:t>|</m:t>
+              </m:r>
+              <m:r>
+                <m:rPr>
+                  <m:sty m:val="p"/>
+                </m:rPr>
+                <m:t>+</m:t>
+              </m:r>
+              <m:r>
                 <m:t>C</m:t>
               </m:r>
             </m:oMath>
@@ -563,8 +567,8 @@
               </m:r>
               <m:r>
                 <m:rPr>
-                  <m:sty m:val="p"/>
                   <m:scr m:val="double-struck"/>
+                  <m:sty m:val="p"/>
                 </m:rPr>
                 <m:t>R</m:t>
               </m:r>
@@ -591,33 +595,35 @@
                   </m:r>
                 </m:num>
                 <m:den>
+                  <m:r>
+                    <m:rPr>
+                      <m:sty m:val="p"/>
+                    </m:rPr>
+                    <m:t>(</m:t>
+                  </m:r>
+                  <m:r>
+                    <m:t>b</m:t>
+                  </m:r>
+                  <m:r>
+                    <m:t>x</m:t>
+                  </m:r>
+                  <m:r>
+                    <m:rPr>
+                      <m:sty m:val="p"/>
+                    </m:rPr>
+                    <m:t>+</m:t>
+                  </m:r>
+                  <m:r>
+                    <m:t>c</m:t>
+                  </m:r>
                   <m:sSup>
                     <m:e>
-                      <m:d>
-                        <m:dPr>
-                          <m:begChr m:val="("/>
-                          <m:sepChr m:val=""/>
-                          <m:endChr m:val=")"/>
-                          <m:grow/>
-                        </m:dPr>
-                        <m:e>
-                          <m:r>
-                            <m:t>b</m:t>
-                          </m:r>
-                          <m:r>
-                            <m:t>x</m:t>
-                          </m:r>
-                          <m:r>
-                            <m:rPr>
-                              <m:sty m:val="p"/>
-                            </m:rPr>
-                            <m:t>+</m:t>
-                          </m:r>
-                          <m:r>
-                            <m:t>c</m:t>
-                          </m:r>
-                        </m:e>
-                      </m:d>
+                      <m:r>
+                        <m:rPr>
+                          <m:sty m:val="p"/>
+                        </m:rPr>
+                        <m:t>)</m:t>
+                      </m:r>
                     </m:e>
                     <m:sup>
                       <m:r>
@@ -646,33 +652,35 @@
                   <m:r>
                     <m:t>a</m:t>
                   </m:r>
+                  <m:r>
+                    <m:rPr>
+                      <m:sty m:val="p"/>
+                    </m:rPr>
+                    <m:t>(</m:t>
+                  </m:r>
+                  <m:r>
+                    <m:t>b</m:t>
+                  </m:r>
+                  <m:r>
+                    <m:t>x</m:t>
+                  </m:r>
+                  <m:r>
+                    <m:rPr>
+                      <m:sty m:val="p"/>
+                    </m:rPr>
+                    <m:t>+</m:t>
+                  </m:r>
+                  <m:r>
+                    <m:t>c</m:t>
+                  </m:r>
                   <m:sSup>
                     <m:e>
-                      <m:d>
-                        <m:dPr>
-                          <m:begChr m:val="("/>
-                          <m:sepChr m:val=""/>
-                          <m:endChr m:val=")"/>
-                          <m:grow/>
-                        </m:dPr>
-                        <m:e>
-                          <m:r>
-                            <m:t>b</m:t>
-                          </m:r>
-                          <m:r>
-                            <m:t>x</m:t>
-                          </m:r>
-                          <m:r>
-                            <m:rPr>
-                              <m:sty m:val="p"/>
-                            </m:rPr>
-                            <m:t>+</m:t>
-                          </m:r>
-                          <m:r>
-                            <m:t>c</m:t>
-                          </m:r>
-                        </m:e>
-                      </m:d>
+                      <m:r>
+                        <m:rPr>
+                          <m:sty m:val="p"/>
+                        </m:rPr>
+                        <m:t>)</m:t>
+                      </m:r>
                     </m:e>
                     <m:sup>
                       <m:r>
@@ -694,28 +702,30 @@
                   <m:r>
                     <m:t>b</m:t>
                   </m:r>
-                  <m:d>
-                    <m:dPr>
-                      <m:begChr m:val="("/>
-                      <m:sepChr m:val=""/>
-                      <m:endChr m:val=")"/>
-                      <m:grow/>
-                    </m:dPr>
-                    <m:e>
-                      <m:r>
-                        <m:t>1</m:t>
-                      </m:r>
-                      <m:r>
-                        <m:rPr>
-                          <m:sty m:val="p"/>
-                        </m:rPr>
-                        <m:t>−</m:t>
-                      </m:r>
-                      <m:r>
-                        <m:t>n</m:t>
-                      </m:r>
-                    </m:e>
-                  </m:d>
+                  <m:r>
+                    <m:rPr>
+                      <m:sty m:val="p"/>
+                    </m:rPr>
+                    <m:t>(</m:t>
+                  </m:r>
+                  <m:r>
+                    <m:t>1</m:t>
+                  </m:r>
+                  <m:r>
+                    <m:rPr>
+                      <m:sty m:val="p"/>
+                    </m:rPr>
+                    <m:t>−</m:t>
+                  </m:r>
+                  <m:r>
+                    <m:t>n</m:t>
+                  </m:r>
+                  <m:r>
+                    <m:rPr>
+                      <m:sty m:val="p"/>
+                    </m:rPr>
+                    <m:t>)</m:t>
+                  </m:r>
                 </m:den>
               </m:f>
               <m:r>
@@ -758,8 +768,8 @@
               </m:r>
               <m:r>
                 <m:rPr>
-                  <m:sty m:val="p"/>
                   <m:scr m:val="double-struck"/>
+                  <m:sty m:val="p"/>
                 </m:rPr>
                 <m:t>R</m:t>
               </m:r>
@@ -874,22 +884,24 @@
                 </m:rPr>
                 <m:t>ln</m:t>
               </m:r>
-              <m:d>
-                <m:dPr>
-                  <m:begChr m:val="("/>
-                  <m:sepChr m:val=""/>
-                  <m:endChr m:val=")"/>
-                  <m:grow/>
-                </m:dPr>
-                <m:e>
-                  <m:r>
-                    <m:t>k</m:t>
-                  </m:r>
-                  <m:r>
-                    <m:t>x</m:t>
-                  </m:r>
-                </m:e>
-              </m:d>
+              <m:r>
+                <m:rPr>
+                  <m:sty m:val="p"/>
+                </m:rPr>
+                <m:t>(</m:t>
+              </m:r>
+              <m:r>
+                <m:t>k</m:t>
+              </m:r>
+              <m:r>
+                <m:t>x</m:t>
+              </m:r>
+              <m:r>
+                <m:rPr>
+                  <m:sty m:val="p"/>
+                </m:rPr>
+                <m:t>)</m:t>
+              </m:r>
             </m:oMath>
           </w:p>
         </w:tc>
@@ -913,22 +925,24 @@
                 </m:rPr>
                 <m:t>ln</m:t>
               </m:r>
-              <m:d>
-                <m:dPr>
-                  <m:begChr m:val="|"/>
-                  <m:sepChr m:val=""/>
-                  <m:endChr m:val="|"/>
-                  <m:grow/>
-                </m:dPr>
-                <m:e>
-                  <m:r>
-                    <m:t>k</m:t>
-                  </m:r>
-                  <m:r>
-                    <m:t>x</m:t>
-                  </m:r>
-                </m:e>
-              </m:d>
+              <m:r>
+                <m:rPr>
+                  <m:sty m:val="p"/>
+                </m:rPr>
+                <m:t>|</m:t>
+              </m:r>
+              <m:r>
+                <m:t>k</m:t>
+              </m:r>
+              <m:r>
+                <m:t>x</m:t>
+              </m:r>
+              <m:r>
+                <m:rPr>
+                  <m:sty m:val="p"/>
+                </m:rPr>
+                <m:t>|</m:t>
+              </m:r>
               <m:r>
                 <m:rPr>
                   <m:sty m:val="p"/>
@@ -963,8 +977,8 @@
         </w:tc>
       </w:tr>
     </w:tbl>
-    <w:bookmarkEnd w:id="20"/>
-    <w:bookmarkStart w:id="21" w:name="X8ef6ffe857b7f063ed35af1eccde61a258bb3c7"/>
+    <w:bookmarkEnd w:id="9"/>
+    <w:bookmarkStart w:id="10" w:name="X8ef6ffe857b7f063ed35af1eccde61a258bb3c7"/>
     <w:p>
       <w:pPr>
         <w:pStyle w:val="Heading2"/>
@@ -1039,22 +1053,24 @@
                 </m:rPr>
                 <m:t>sin</m:t>
               </m:r>
-              <m:d>
-                <m:dPr>
-                  <m:begChr m:val="("/>
-                  <m:sepChr m:val=""/>
-                  <m:endChr m:val=")"/>
-                  <m:grow/>
-                </m:dPr>
-                <m:e>
-                  <m:r>
-                    <m:t>k</m:t>
-                  </m:r>
-                  <m:r>
-                    <m:t>x</m:t>
-                  </m:r>
-                </m:e>
-              </m:d>
+              <m:r>
+                <m:rPr>
+                  <m:sty m:val="p"/>
+                </m:rPr>
+                <m:t>(</m:t>
+              </m:r>
+              <m:r>
+                <m:t>k</m:t>
+              </m:r>
+              <m:r>
+                <m:t>x</m:t>
+              </m:r>
+              <m:r>
+                <m:rPr>
+                  <m:sty m:val="p"/>
+                </m:rPr>
+                <m:t>)</m:t>
+              </m:r>
             </m:oMath>
           </w:p>
         </w:tc>
@@ -1093,22 +1109,24 @@
                 </m:rPr>
                 <m:t>cos</m:t>
               </m:r>
-              <m:d>
-                <m:dPr>
-                  <m:begChr m:val="("/>
-                  <m:sepChr m:val=""/>
-                  <m:endChr m:val=")"/>
-                  <m:grow/>
-                </m:dPr>
-                <m:e>
-                  <m:r>
-                    <m:t>k</m:t>
-                  </m:r>
-                  <m:r>
-                    <m:t>x</m:t>
-                  </m:r>
-                </m:e>
-              </m:d>
+              <m:r>
+                <m:rPr>
+                  <m:sty m:val="p"/>
+                </m:rPr>
+                <m:t>(</m:t>
+              </m:r>
+              <m:r>
+                <m:t>k</m:t>
+              </m:r>
+              <m:r>
+                <m:t>x</m:t>
+              </m:r>
+              <m:r>
+                <m:rPr>
+                  <m:sty m:val="p"/>
+                </m:rPr>
+                <m:t>)</m:t>
+              </m:r>
               <m:r>
                 <m:rPr>
                   <m:sty m:val="p"/>
@@ -1140,22 +1158,24 @@
                 </m:rPr>
                 <m:t>cos</m:t>
               </m:r>
-              <m:d>
-                <m:dPr>
-                  <m:begChr m:val="("/>
-                  <m:sepChr m:val=""/>
-                  <m:endChr m:val=")"/>
-                  <m:grow/>
-                </m:dPr>
-                <m:e>
-                  <m:r>
-                    <m:t>k</m:t>
-                  </m:r>
-                  <m:r>
-                    <m:t>x</m:t>
-                  </m:r>
-                </m:e>
-              </m:d>
+              <m:r>
+                <m:rPr>
+                  <m:sty m:val="p"/>
+                </m:rPr>
+                <m:t>(</m:t>
+              </m:r>
+              <m:r>
+                <m:t>k</m:t>
+              </m:r>
+              <m:r>
+                <m:t>x</m:t>
+              </m:r>
+              <m:r>
+                <m:rPr>
+                  <m:sty m:val="p"/>
+                </m:rPr>
+                <m:t>)</m:t>
+              </m:r>
             </m:oMath>
           </w:p>
         </w:tc>
@@ -1188,22 +1208,24 @@
                 </m:rPr>
                 <m:t>sin</m:t>
               </m:r>
-              <m:d>
-                <m:dPr>
-                  <m:begChr m:val="("/>
-                  <m:sepChr m:val=""/>
-                  <m:endChr m:val=")"/>
-                  <m:grow/>
-                </m:dPr>
-                <m:e>
-                  <m:r>
-                    <m:t>k</m:t>
-                  </m:r>
-                  <m:r>
-                    <m:t>x</m:t>
-                  </m:r>
-                </m:e>
-              </m:d>
+              <m:r>
+                <m:rPr>
+                  <m:sty m:val="p"/>
+                </m:rPr>
+                <m:t>(</m:t>
+              </m:r>
+              <m:r>
+                <m:t>k</m:t>
+              </m:r>
+              <m:r>
+                <m:t>x</m:t>
+              </m:r>
+              <m:r>
+                <m:rPr>
+                  <m:sty m:val="p"/>
+                </m:rPr>
+                <m:t>)</m:t>
+              </m:r>
               <m:r>
                 <m:rPr>
                   <m:sty m:val="p"/>
@@ -1235,22 +1257,258 @@
                 </m:rPr>
                 <m:t>tan</m:t>
               </m:r>
-              <m:d>
-                <m:dPr>
-                  <m:begChr m:val="("/>
-                  <m:sepChr m:val=""/>
-                  <m:endChr m:val=")"/>
-                  <m:grow/>
-                </m:dPr>
-                <m:e>
+              <m:r>
+                <m:rPr>
+                  <m:sty m:val="p"/>
+                </m:rPr>
+                <m:t>(</m:t>
+              </m:r>
+              <m:r>
+                <m:t>k</m:t>
+              </m:r>
+              <m:r>
+                <m:t>x</m:t>
+              </m:r>
+              <m:r>
+                <m:rPr>
+                  <m:sty m:val="p"/>
+                </m:rPr>
+                <m:t>)</m:t>
+              </m:r>
+            </m:oMath>
+          </w:p>
+        </w:tc>
+        <w:tc>
+          <w:tcPr/>
+          <w:p>
+            <w:pPr>
+              <w:pStyle w:val="Compact"/>
+              <w:jc w:val="left"/>
+            </w:pPr>
+            <m:oMath>
+              <m:f>
+                <m:fPr>
+                  <m:type m:val="bar"/>
+                </m:fPr>
+                <m:num>
+                  <m:r>
+                    <m:t>a</m:t>
+                  </m:r>
+                </m:num>
+                <m:den>
                   <m:r>
                     <m:t>k</m:t>
                   </m:r>
-                  <m:r>
-                    <m:t>x</m:t>
-                  </m:r>
-                </m:e>
-              </m:d>
+                </m:den>
+              </m:f>
+              <m:r>
+                <m:rPr>
+                  <m:sty m:val="p"/>
+                </m:rPr>
+                <m:t>ln</m:t>
+              </m:r>
+              <m:r>
+                <m:rPr>
+                  <m:sty m:val="p"/>
+                </m:rPr>
+                <m:t>|</m:t>
+              </m:r>
+              <m:r>
+                <m:rPr>
+                  <m:sty m:val="p"/>
+                </m:rPr>
+                <m:t>sec</m:t>
+              </m:r>
+              <m:r>
+                <m:rPr>
+                  <m:sty m:val="p"/>
+                </m:rPr>
+                <m:t>(</m:t>
+              </m:r>
+              <m:r>
+                <m:t>k</m:t>
+              </m:r>
+              <m:r>
+                <m:t>x</m:t>
+              </m:r>
+              <m:r>
+                <m:rPr>
+                  <m:sty m:val="p"/>
+                </m:rPr>
+                <m:t>)</m:t>
+              </m:r>
+              <m:r>
+                <m:rPr>
+                  <m:sty m:val="p"/>
+                </m:rPr>
+                <m:t>|</m:t>
+              </m:r>
+              <m:r>
+                <m:rPr>
+                  <m:sty m:val="p"/>
+                </m:rPr>
+                <m:t>+</m:t>
+              </m:r>
+              <m:r>
+                <m:t>C</m:t>
+              </m:r>
+            </m:oMath>
+          </w:p>
+        </w:tc>
+      </w:tr>
+      <w:tr>
+        <w:tc>
+          <w:tcPr/>
+          <w:p>
+            <w:pPr>
+              <w:pStyle w:val="Compact"/>
+              <w:jc w:val="center"/>
+            </w:pPr>
+            <m:oMath>
+              <m:r>
+                <m:t>a</m:t>
+              </m:r>
+              <m:r>
+                <m:rPr>
+                  <m:sty m:val="p"/>
+                </m:rPr>
+                <m:t>cot</m:t>
+              </m:r>
+              <m:r>
+                <m:rPr>
+                  <m:sty m:val="p"/>
+                </m:rPr>
+                <m:t>(</m:t>
+              </m:r>
+              <m:r>
+                <m:t>k</m:t>
+              </m:r>
+              <m:r>
+                <m:t>x</m:t>
+              </m:r>
+              <m:r>
+                <m:rPr>
+                  <m:sty m:val="p"/>
+                </m:rPr>
+                <m:t>)</m:t>
+              </m:r>
+            </m:oMath>
+          </w:p>
+        </w:tc>
+        <w:tc>
+          <w:tcPr/>
+          <w:p>
+            <w:pPr>
+              <w:pStyle w:val="Compact"/>
+              <w:jc w:val="left"/>
+            </w:pPr>
+            <m:oMath>
+              <m:f>
+                <m:fPr>
+                  <m:type m:val="bar"/>
+                </m:fPr>
+                <m:num>
+                  <m:r>
+                    <m:t>a</m:t>
+                  </m:r>
+                </m:num>
+                <m:den>
+                  <m:r>
+                    <m:t>k</m:t>
+                  </m:r>
+                </m:den>
+              </m:f>
+              <m:r>
+                <m:rPr>
+                  <m:sty m:val="p"/>
+                </m:rPr>
+                <m:t>ln</m:t>
+              </m:r>
+              <m:r>
+                <m:rPr>
+                  <m:sty m:val="p"/>
+                </m:rPr>
+                <m:t>|</m:t>
+              </m:r>
+              <m:r>
+                <m:rPr>
+                  <m:sty m:val="p"/>
+                </m:rPr>
+                <m:t>sin</m:t>
+              </m:r>
+              <m:r>
+                <m:rPr>
+                  <m:sty m:val="p"/>
+                </m:rPr>
+                <m:t>(</m:t>
+              </m:r>
+              <m:r>
+                <m:t>k</m:t>
+              </m:r>
+              <m:r>
+                <m:t>x</m:t>
+              </m:r>
+              <m:r>
+                <m:rPr>
+                  <m:sty m:val="p"/>
+                </m:rPr>
+                <m:t>)</m:t>
+              </m:r>
+              <m:r>
+                <m:rPr>
+                  <m:sty m:val="p"/>
+                </m:rPr>
+                <m:t>|</m:t>
+              </m:r>
+              <m:r>
+                <m:rPr>
+                  <m:sty m:val="p"/>
+                </m:rPr>
+                <m:t>+</m:t>
+              </m:r>
+              <m:r>
+                <m:t>C</m:t>
+              </m:r>
+            </m:oMath>
+          </w:p>
+        </w:tc>
+      </w:tr>
+      <w:tr>
+        <w:tc>
+          <w:tcPr/>
+          <w:p>
+            <w:pPr>
+              <w:pStyle w:val="Compact"/>
+              <w:jc w:val="center"/>
+            </w:pPr>
+            <m:oMath>
+              <m:r>
+                <m:t>a</m:t>
+              </m:r>
+              <m:r>
+                <m:rPr>
+                  <m:sty m:val="p"/>
+                </m:rPr>
+                <m:t>sec</m:t>
+              </m:r>
+              <m:r>
+                <m:rPr>
+                  <m:sty m:val="p"/>
+                </m:rPr>
+                <m:t>(</m:t>
+              </m:r>
+              <m:r>
+                <m:t>k</m:t>
+              </m:r>
+              <m:r>
+                <m:t>x</m:t>
+              </m:r>
+              <m:r>
+                <m:rPr>
+                  <m:sty m:val="p"/>
+                </m:rPr>
+                <m:t>)</m:t>
+              </m:r>
             </m:oMath>
           </w:p>
         </w:tc>
@@ -1295,246 +1553,26 @@
                     <m:rPr>
                       <m:sty m:val="p"/>
                     </m:rPr>
-                    <m:t>sec</m:t>
-                  </m:r>
-                  <m:d>
-                    <m:dPr>
-                      <m:begChr m:val="("/>
-                      <m:sepChr m:val=""/>
-                      <m:endChr m:val=")"/>
-                      <m:grow/>
-                    </m:dPr>
-                    <m:e>
-                      <m:r>
-                        <m:t>k</m:t>
-                      </m:r>
-                      <m:r>
-                        <m:t>x</m:t>
-                      </m:r>
-                    </m:e>
-                  </m:d>
-                </m:e>
-              </m:d>
-              <m:r>
-                <m:rPr>
-                  <m:sty m:val="p"/>
-                </m:rPr>
-                <m:t>+</m:t>
-              </m:r>
-              <m:r>
-                <m:t>C</m:t>
-              </m:r>
-            </m:oMath>
-          </w:p>
-        </w:tc>
-      </w:tr>
-      <w:tr>
-        <w:tc>
-          <w:tcPr/>
-          <w:p>
-            <w:pPr>
-              <w:pStyle w:val="Compact"/>
-              <w:jc w:val="center"/>
-            </w:pPr>
-            <m:oMath>
-              <m:r>
-                <m:t>a</m:t>
-              </m:r>
-              <m:r>
-                <m:rPr>
-                  <m:sty m:val="p"/>
-                </m:rPr>
-                <m:t>cot</m:t>
-              </m:r>
-              <m:d>
-                <m:dPr>
-                  <m:begChr m:val="("/>
-                  <m:sepChr m:val=""/>
-                  <m:endChr m:val=")"/>
-                  <m:grow/>
-                </m:dPr>
-                <m:e>
-                  <m:r>
-                    <m:t>k</m:t>
-                  </m:r>
-                  <m:r>
-                    <m:t>x</m:t>
-                  </m:r>
-                </m:e>
-              </m:d>
-            </m:oMath>
-          </w:p>
-        </w:tc>
-        <w:tc>
-          <w:tcPr/>
-          <w:p>
-            <w:pPr>
-              <w:pStyle w:val="Compact"/>
-              <w:jc w:val="left"/>
-            </w:pPr>
-            <m:oMath>
-              <m:f>
-                <m:fPr>
-                  <m:type m:val="bar"/>
-                </m:fPr>
-                <m:num>
-                  <m:r>
-                    <m:t>a</m:t>
-                  </m:r>
-                </m:num>
-                <m:den>
-                  <m:r>
-                    <m:t>k</m:t>
-                  </m:r>
-                </m:den>
-              </m:f>
-              <m:r>
-                <m:rPr>
-                  <m:sty m:val="p"/>
-                </m:rPr>
-                <m:t>ln</m:t>
-              </m:r>
-              <m:d>
-                <m:dPr>
-                  <m:begChr m:val="|"/>
-                  <m:sepChr m:val=""/>
-                  <m:endChr m:val="|"/>
-                  <m:grow/>
-                </m:dPr>
-                <m:e>
+                    <m:t>tan</m:t>
+                  </m:r>
                   <m:r>
                     <m:rPr>
                       <m:sty m:val="p"/>
                     </m:rPr>
-                    <m:t>sin</m:t>
-                  </m:r>
-                  <m:d>
-                    <m:dPr>
-                      <m:begChr m:val="("/>
-                      <m:sepChr m:val=""/>
-                      <m:endChr m:val=")"/>
-                      <m:grow/>
-                    </m:dPr>
-                    <m:e>
-                      <m:r>
-                        <m:t>k</m:t>
-                      </m:r>
-                      <m:r>
-                        <m:t>x</m:t>
-                      </m:r>
-                    </m:e>
-                  </m:d>
-                </m:e>
-              </m:d>
-              <m:r>
-                <m:rPr>
-                  <m:sty m:val="p"/>
-                </m:rPr>
-                <m:t>+</m:t>
-              </m:r>
-              <m:r>
-                <m:t>C</m:t>
-              </m:r>
-            </m:oMath>
-          </w:p>
-        </w:tc>
-      </w:tr>
-      <w:tr>
-        <w:tc>
-          <w:tcPr/>
-          <w:p>
-            <w:pPr>
-              <w:pStyle w:val="Compact"/>
-              <w:jc w:val="center"/>
-            </w:pPr>
-            <m:oMath>
-              <m:r>
-                <m:t>a</m:t>
-              </m:r>
-              <m:r>
-                <m:rPr>
-                  <m:sty m:val="p"/>
-                </m:rPr>
-                <m:t>sec</m:t>
-              </m:r>
-              <m:d>
-                <m:dPr>
-                  <m:begChr m:val="("/>
-                  <m:sepChr m:val=""/>
-                  <m:endChr m:val=")"/>
-                  <m:grow/>
-                </m:dPr>
-                <m:e>
+                    <m:t>(</m:t>
+                  </m:r>
                   <m:r>
                     <m:t>k</m:t>
                   </m:r>
                   <m:r>
                     <m:t>x</m:t>
                   </m:r>
-                </m:e>
-              </m:d>
-            </m:oMath>
-          </w:p>
-        </w:tc>
-        <w:tc>
-          <w:tcPr/>
-          <w:p>
-            <w:pPr>
-              <w:pStyle w:val="Compact"/>
-              <w:jc w:val="left"/>
-            </w:pPr>
-            <m:oMath>
-              <m:f>
-                <m:fPr>
-                  <m:type m:val="bar"/>
-                </m:fPr>
-                <m:num>
-                  <m:r>
-                    <m:t>a</m:t>
-                  </m:r>
-                </m:num>
-                <m:den>
-                  <m:r>
-                    <m:t>k</m:t>
-                  </m:r>
-                </m:den>
-              </m:f>
-              <m:r>
-                <m:rPr>
-                  <m:sty m:val="p"/>
-                </m:rPr>
-                <m:t>ln</m:t>
-              </m:r>
-              <m:d>
-                <m:dPr>
-                  <m:begChr m:val="|"/>
-                  <m:sepChr m:val=""/>
-                  <m:endChr m:val="|"/>
-                  <m:grow/>
-                </m:dPr>
-                <m:e>
                   <m:r>
                     <m:rPr>
                       <m:sty m:val="p"/>
                     </m:rPr>
-                    <m:t>tan</m:t>
-                  </m:r>
-                  <m:d>
-                    <m:dPr>
-                      <m:begChr m:val="("/>
-                      <m:sepChr m:val=""/>
-                      <m:endChr m:val=")"/>
-                      <m:grow/>
-                    </m:dPr>
-                    <m:e>
-                      <m:r>
-                        <m:t>k</m:t>
-                      </m:r>
-                      <m:r>
-                        <m:t>x</m:t>
-                      </m:r>
-                    </m:e>
-                  </m:d>
+                    <m:t>)</m:t>
+                  </m:r>
                   <m:r>
                     <m:rPr>
                       <m:sty m:val="p"/>
@@ -1547,22 +1585,24 @@
                     </m:rPr>
                     <m:t>sec</m:t>
                   </m:r>
-                  <m:d>
-                    <m:dPr>
-                      <m:begChr m:val="("/>
-                      <m:sepChr m:val=""/>
-                      <m:endChr m:val=")"/>
-                      <m:grow/>
-                    </m:dPr>
-                    <m:e>
-                      <m:r>
-                        <m:t>k</m:t>
-                      </m:r>
-                      <m:r>
-                        <m:t>x</m:t>
-                      </m:r>
-                    </m:e>
-                  </m:d>
+                  <m:r>
+                    <m:rPr>
+                      <m:sty m:val="p"/>
+                    </m:rPr>
+                    <m:t>(</m:t>
+                  </m:r>
+                  <m:r>
+                    <m:t>k</m:t>
+                  </m:r>
+                  <m:r>
+                    <m:t>x</m:t>
+                  </m:r>
+                  <m:r>
+                    <m:rPr>
+                      <m:sty m:val="p"/>
+                    </m:rPr>
+                    <m:t>)</m:t>
+                  </m:r>
                 </m:e>
               </m:d>
               <m:r>
@@ -1596,22 +1636,24 @@
                 </m:rPr>
                 <m:t>csc</m:t>
               </m:r>
-              <m:d>
-                <m:dPr>
-                  <m:begChr m:val="("/>
-                  <m:sepChr m:val=""/>
-                  <m:endChr m:val=")"/>
-                  <m:grow/>
-                </m:dPr>
-                <m:e>
-                  <m:r>
-                    <m:t>k</m:t>
-                  </m:r>
-                  <m:r>
-                    <m:t>x</m:t>
-                  </m:r>
-                </m:e>
-              </m:d>
+              <m:r>
+                <m:rPr>
+                  <m:sty m:val="p"/>
+                </m:rPr>
+                <m:t>(</m:t>
+              </m:r>
+              <m:r>
+                <m:t>k</m:t>
+              </m:r>
+              <m:r>
+                <m:t>x</m:t>
+              </m:r>
+              <m:r>
+                <m:rPr>
+                  <m:sty m:val="p"/>
+                </m:rPr>
+                <m:t>)</m:t>
+              </m:r>
             </m:oMath>
           </w:p>
         </w:tc>
@@ -1768,8 +1810,8 @@
         </w:tc>
       </w:tr>
     </w:tbl>
-    <w:bookmarkEnd w:id="21"/>
-    <w:bookmarkStart w:id="22" w:name="Xb472496cd5ee6024ffd62c4040b9713a532ea6d"/>
+    <w:bookmarkEnd w:id="10"/>
+    <w:bookmarkStart w:id="11" w:name="Xb472496cd5ee6024ffd62c4040b9713a532ea6d"/>
     <w:p>
       <w:pPr>
         <w:pStyle w:val="Heading2"/>
@@ -1843,22 +1885,24 @@
                 </m:rPr>
                 <m:t>sinh</m:t>
               </m:r>
-              <m:d>
-                <m:dPr>
-                  <m:begChr m:val="("/>
-                  <m:sepChr m:val=""/>
-                  <m:endChr m:val=")"/>
-                  <m:grow/>
-                </m:dPr>
-                <m:e>
-                  <m:r>
-                    <m:t>k</m:t>
-                  </m:r>
-                  <m:r>
-                    <m:t>x</m:t>
-                  </m:r>
-                </m:e>
-              </m:d>
+              <m:r>
+                <m:rPr>
+                  <m:sty m:val="p"/>
+                </m:rPr>
+                <m:t>(</m:t>
+              </m:r>
+              <m:r>
+                <m:t>k</m:t>
+              </m:r>
+              <m:r>
+                <m:t>x</m:t>
+              </m:r>
+              <m:r>
+                <m:rPr>
+                  <m:sty m:val="p"/>
+                </m:rPr>
+                <m:t>)</m:t>
+              </m:r>
             </m:oMath>
           </w:p>
         </w:tc>
@@ -1891,22 +1935,24 @@
                 </m:rPr>
                 <m:t>cosh</m:t>
               </m:r>
-              <m:d>
-                <m:dPr>
-                  <m:begChr m:val="("/>
-                  <m:sepChr m:val=""/>
-                  <m:endChr m:val=")"/>
-                  <m:grow/>
-                </m:dPr>
-                <m:e>
-                  <m:r>
-                    <m:t>k</m:t>
-                  </m:r>
-                  <m:r>
-                    <m:t>x</m:t>
-                  </m:r>
-                </m:e>
-              </m:d>
+              <m:r>
+                <m:rPr>
+                  <m:sty m:val="p"/>
+                </m:rPr>
+                <m:t>(</m:t>
+              </m:r>
+              <m:r>
+                <m:t>k</m:t>
+              </m:r>
+              <m:r>
+                <m:t>x</m:t>
+              </m:r>
+              <m:r>
+                <m:rPr>
+                  <m:sty m:val="p"/>
+                </m:rPr>
+                <m:t>)</m:t>
+              </m:r>
               <m:r>
                 <m:rPr>
                   <m:sty m:val="p"/>
@@ -1938,22 +1984,24 @@
                 </m:rPr>
                 <m:t>cosh</m:t>
               </m:r>
-              <m:d>
-                <m:dPr>
-                  <m:begChr m:val="("/>
-                  <m:sepChr m:val=""/>
-                  <m:endChr m:val=")"/>
-                  <m:grow/>
-                </m:dPr>
-                <m:e>
-                  <m:r>
-                    <m:t>k</m:t>
-                  </m:r>
-                  <m:r>
-                    <m:t>x</m:t>
-                  </m:r>
-                </m:e>
-              </m:d>
+              <m:r>
+                <m:rPr>
+                  <m:sty m:val="p"/>
+                </m:rPr>
+                <m:t>(</m:t>
+              </m:r>
+              <m:r>
+                <m:t>k</m:t>
+              </m:r>
+              <m:r>
+                <m:t>x</m:t>
+              </m:r>
+              <m:r>
+                <m:rPr>
+                  <m:sty m:val="p"/>
+                </m:rPr>
+                <m:t>)</m:t>
+              </m:r>
             </m:oMath>
           </w:p>
         </w:tc>
@@ -1986,22 +2034,24 @@
                 </m:rPr>
                 <m:t>sinh</m:t>
               </m:r>
-              <m:d>
-                <m:dPr>
-                  <m:begChr m:val="("/>
-                  <m:sepChr m:val=""/>
-                  <m:endChr m:val=")"/>
-                  <m:grow/>
-                </m:dPr>
-                <m:e>
-                  <m:r>
-                    <m:t>k</m:t>
-                  </m:r>
-                  <m:r>
-                    <m:t>x</m:t>
-                  </m:r>
-                </m:e>
-              </m:d>
+              <m:r>
+                <m:rPr>
+                  <m:sty m:val="p"/>
+                </m:rPr>
+                <m:t>(</m:t>
+              </m:r>
+              <m:r>
+                <m:t>k</m:t>
+              </m:r>
+              <m:r>
+                <m:t>x</m:t>
+              </m:r>
+              <m:r>
+                <m:rPr>
+                  <m:sty m:val="p"/>
+                </m:rPr>
+                <m:t>)</m:t>
+              </m:r>
               <m:r>
                 <m:rPr>
                   <m:sty m:val="p"/>
@@ -2033,22 +2083,24 @@
                 </m:rPr>
                 <m:t>tanh</m:t>
               </m:r>
-              <m:d>
-                <m:dPr>
-                  <m:begChr m:val="("/>
-                  <m:sepChr m:val=""/>
-                  <m:endChr m:val=")"/>
-                  <m:grow/>
-                </m:dPr>
-                <m:e>
-                  <m:r>
-                    <m:t>k</m:t>
-                  </m:r>
-                  <m:r>
-                    <m:t>x</m:t>
-                  </m:r>
-                </m:e>
-              </m:d>
+              <m:r>
+                <m:rPr>
+                  <m:sty m:val="p"/>
+                </m:rPr>
+                <m:t>(</m:t>
+              </m:r>
+              <m:r>
+                <m:t>k</m:t>
+              </m:r>
+              <m:r>
+                <m:t>x</m:t>
+              </m:r>
+              <m:r>
+                <m:rPr>
+                  <m:sty m:val="p"/>
+                </m:rPr>
+                <m:t>)</m:t>
+              </m:r>
             </m:oMath>
           </w:p>
         </w:tc>
@@ -2081,38 +2133,42 @@
                 </m:rPr>
                 <m:t>ln</m:t>
               </m:r>
-              <m:d>
-                <m:dPr>
-                  <m:begChr m:val="|"/>
-                  <m:sepChr m:val=""/>
-                  <m:endChr m:val="|"/>
-                  <m:grow/>
-                </m:dPr>
-                <m:e>
-                  <m:r>
-                    <m:rPr>
-                      <m:sty m:val="p"/>
-                    </m:rPr>
-                    <m:t>cosh</m:t>
-                  </m:r>
-                  <m:d>
-                    <m:dPr>
-                      <m:begChr m:val="("/>
-                      <m:sepChr m:val=""/>
-                      <m:endChr m:val=")"/>
-                      <m:grow/>
-                    </m:dPr>
-                    <m:e>
-                      <m:r>
-                        <m:t>k</m:t>
-                      </m:r>
-                      <m:r>
-                        <m:t>x</m:t>
-                      </m:r>
-                    </m:e>
-                  </m:d>
-                </m:e>
-              </m:d>
+              <m:r>
+                <m:rPr>
+                  <m:sty m:val="p"/>
+                </m:rPr>
+                <m:t>|</m:t>
+              </m:r>
+              <m:r>
+                <m:rPr>
+                  <m:sty m:val="p"/>
+                </m:rPr>
+                <m:t>cosh</m:t>
+              </m:r>
+              <m:r>
+                <m:rPr>
+                  <m:sty m:val="p"/>
+                </m:rPr>
+                <m:t>(</m:t>
+              </m:r>
+              <m:r>
+                <m:t>k</m:t>
+              </m:r>
+              <m:r>
+                <m:t>x</m:t>
+              </m:r>
+              <m:r>
+                <m:rPr>
+                  <m:sty m:val="p"/>
+                </m:rPr>
+                <m:t>)</m:t>
+              </m:r>
+              <m:r>
+                <m:rPr>
+                  <m:sty m:val="p"/>
+                </m:rPr>
+                <m:t>|</m:t>
+              </m:r>
               <m:r>
                 <m:rPr>
                   <m:sty m:val="p"/>
@@ -2144,22 +2200,24 @@
                 </m:rPr>
                 <m:t>coth</m:t>
               </m:r>
-              <m:d>
-                <m:dPr>
-                  <m:begChr m:val="("/>
-                  <m:sepChr m:val=""/>
-                  <m:endChr m:val=")"/>
-                  <m:grow/>
-                </m:dPr>
-                <m:e>
-                  <m:r>
-                    <m:t>k</m:t>
-                  </m:r>
-                  <m:r>
-                    <m:t>x</m:t>
-                  </m:r>
-                </m:e>
-              </m:d>
+              <m:r>
+                <m:rPr>
+                  <m:sty m:val="p"/>
+                </m:rPr>
+                <m:t>(</m:t>
+              </m:r>
+              <m:r>
+                <m:t>k</m:t>
+              </m:r>
+              <m:r>
+                <m:t>x</m:t>
+              </m:r>
+              <m:r>
+                <m:rPr>
+                  <m:sty m:val="p"/>
+                </m:rPr>
+                <m:t>)</m:t>
+              </m:r>
             </m:oMath>
           </w:p>
         </w:tc>
@@ -2192,38 +2250,42 @@
                 </m:rPr>
                 <m:t>ln</m:t>
               </m:r>
-              <m:d>
-                <m:dPr>
-                  <m:begChr m:val="|"/>
-                  <m:sepChr m:val=""/>
-                  <m:endChr m:val="|"/>
-                  <m:grow/>
-                </m:dPr>
-                <m:e>
-                  <m:r>
-                    <m:rPr>
-                      <m:sty m:val="p"/>
-                    </m:rPr>
-                    <m:t>sinh</m:t>
-                  </m:r>
-                  <m:d>
-                    <m:dPr>
-                      <m:begChr m:val="("/>
-                      <m:sepChr m:val=""/>
-                      <m:endChr m:val=")"/>
-                      <m:grow/>
-                    </m:dPr>
-                    <m:e>
-                      <m:r>
-                        <m:t>k</m:t>
-                      </m:r>
-                      <m:r>
-                        <m:t>x</m:t>
-                      </m:r>
-                    </m:e>
-                  </m:d>
-                </m:e>
-              </m:d>
+              <m:r>
+                <m:rPr>
+                  <m:sty m:val="p"/>
+                </m:rPr>
+                <m:t>|</m:t>
+              </m:r>
+              <m:r>
+                <m:rPr>
+                  <m:sty m:val="p"/>
+                </m:rPr>
+                <m:t>sinh</m:t>
+              </m:r>
+              <m:r>
+                <m:rPr>
+                  <m:sty m:val="p"/>
+                </m:rPr>
+                <m:t>(</m:t>
+              </m:r>
+              <m:r>
+                <m:t>k</m:t>
+              </m:r>
+              <m:r>
+                <m:t>x</m:t>
+              </m:r>
+              <m:r>
+                <m:rPr>
+                  <m:sty m:val="p"/>
+                </m:rPr>
+                <m:t>)</m:t>
+              </m:r>
+              <m:r>
+                <m:rPr>
+                  <m:sty m:val="p"/>
+                </m:rPr>
+                <m:t>|</m:t>
+              </m:r>
               <m:r>
                 <m:rPr>
                   <m:sty m:val="p"/>
@@ -2238,8 +2300,8 @@
         </w:tc>
       </w:tr>
     </w:tbl>
-    <w:bookmarkEnd w:id="22"/>
-    <w:bookmarkStart w:id="23" w:name="X40ca301303467ff02d14368f73b69f27e5c6448"/>
+    <w:bookmarkEnd w:id="11"/>
+    <w:bookmarkStart w:id="12" w:name="X40ca301303467ff02d14368f73b69f27e5c6448"/>
     <w:p>
       <w:pPr>
         <w:pStyle w:val="Heading2"/>
@@ -2404,22 +2466,24 @@
                   </m:r>
                 </m:sup>
               </m:sSup>
-              <m:d>
-                <m:dPr>
-                  <m:begChr m:val="("/>
-                  <m:sepChr m:val=""/>
-                  <m:endChr m:val=")"/>
-                  <m:grow/>
-                </m:dPr>
-                <m:e>
-                  <m:r>
-                    <m:t>k</m:t>
-                  </m:r>
-                  <m:r>
-                    <m:t>x</m:t>
-                  </m:r>
-                </m:e>
-              </m:d>
+              <m:r>
+                <m:rPr>
+                  <m:sty m:val="p"/>
+                </m:rPr>
+                <m:t>(</m:t>
+              </m:r>
+              <m:r>
+                <m:t>k</m:t>
+              </m:r>
+              <m:r>
+                <m:t>x</m:t>
+              </m:r>
+              <m:r>
+                <m:rPr>
+                  <m:sty m:val="p"/>
+                </m:rPr>
+                <m:t>)</m:t>
+              </m:r>
               <m:r>
                 <m:rPr>
                   <m:sty m:val="p"/>
@@ -2548,22 +2612,24 @@
                   </m:r>
                 </m:sup>
               </m:sSup>
-              <m:d>
-                <m:dPr>
-                  <m:begChr m:val="("/>
-                  <m:sepChr m:val=""/>
-                  <m:endChr m:val=")"/>
-                  <m:grow/>
-                </m:dPr>
-                <m:e>
-                  <m:r>
-                    <m:t>k</m:t>
-                  </m:r>
-                  <m:r>
-                    <m:t>x</m:t>
-                  </m:r>
-                </m:e>
-              </m:d>
+              <m:r>
+                <m:rPr>
+                  <m:sty m:val="p"/>
+                </m:rPr>
+                <m:t>(</m:t>
+              </m:r>
+              <m:r>
+                <m:t>k</m:t>
+              </m:r>
+              <m:r>
+                <m:t>x</m:t>
+              </m:r>
+              <m:r>
+                <m:rPr>
+                  <m:sty m:val="p"/>
+                </m:rPr>
+                <m:t>)</m:t>
+              </m:r>
               <m:r>
                 <m:rPr>
                   <m:sty m:val="p"/>
@@ -2678,22 +2744,24 @@
                   </m:r>
                 </m:sup>
               </m:sSup>
-              <m:d>
-                <m:dPr>
-                  <m:begChr m:val="("/>
-                  <m:sepChr m:val=""/>
-                  <m:endChr m:val=")"/>
-                  <m:grow/>
-                </m:dPr>
-                <m:e>
-                  <m:r>
-                    <m:t>k</m:t>
-                  </m:r>
-                  <m:r>
-                    <m:t>x</m:t>
-                  </m:r>
-                </m:e>
-              </m:d>
+              <m:r>
+                <m:rPr>
+                  <m:sty m:val="p"/>
+                </m:rPr>
+                <m:t>(</m:t>
+              </m:r>
+              <m:r>
+                <m:t>k</m:t>
+              </m:r>
+              <m:r>
+                <m:t>x</m:t>
+              </m:r>
+              <m:r>
+                <m:rPr>
+                  <m:sty m:val="p"/>
+                </m:rPr>
+                <m:t>)</m:t>
+              </m:r>
               <m:r>
                 <m:rPr>
                   <m:sty m:val="p"/>
@@ -2816,22 +2884,24 @@
                   </m:r>
                 </m:sup>
               </m:sSup>
-              <m:d>
-                <m:dPr>
-                  <m:begChr m:val="("/>
-                  <m:sepChr m:val=""/>
-                  <m:endChr m:val=")"/>
-                  <m:grow/>
-                </m:dPr>
-                <m:e>
-                  <m:r>
-                    <m:t>k</m:t>
-                  </m:r>
-                  <m:r>
-                    <m:t>x</m:t>
-                  </m:r>
-                </m:e>
-              </m:d>
+              <m:r>
+                <m:rPr>
+                  <m:sty m:val="p"/>
+                </m:rPr>
+                <m:t>(</m:t>
+              </m:r>
+              <m:r>
+                <m:t>k</m:t>
+              </m:r>
+              <m:r>
+                <m:t>x</m:t>
+              </m:r>
+              <m:r>
+                <m:rPr>
+                  <m:sty m:val="p"/>
+                </m:rPr>
+                <m:t>)</m:t>
+              </m:r>
               <m:r>
                 <m:rPr>
                   <m:sty m:val="p"/>
@@ -2954,22 +3024,24 @@
                   </m:r>
                 </m:sup>
               </m:sSup>
-              <m:d>
-                <m:dPr>
-                  <m:begChr m:val="("/>
-                  <m:sepChr m:val=""/>
-                  <m:endChr m:val=")"/>
-                  <m:grow/>
-                </m:dPr>
-                <m:e>
-                  <m:r>
-                    <m:t>k</m:t>
-                  </m:r>
-                  <m:r>
-                    <m:t>x</m:t>
-                  </m:r>
-                </m:e>
-              </m:d>
+              <m:r>
+                <m:rPr>
+                  <m:sty m:val="p"/>
+                </m:rPr>
+                <m:t>(</m:t>
+              </m:r>
+              <m:r>
+                <m:t>k</m:t>
+              </m:r>
+              <m:r>
+                <m:t>x</m:t>
+              </m:r>
+              <m:r>
+                <m:rPr>
+                  <m:sty m:val="p"/>
+                </m:rPr>
+                <m:t>)</m:t>
+              </m:r>
               <m:r>
                 <m:rPr>
                   <m:sty m:val="p"/>
@@ -3092,22 +3164,24 @@
                   </m:r>
                 </m:sup>
               </m:sSup>
-              <m:d>
-                <m:dPr>
-                  <m:begChr m:val="("/>
-                  <m:sepChr m:val=""/>
-                  <m:endChr m:val=")"/>
-                  <m:grow/>
-                </m:dPr>
-                <m:e>
-                  <m:r>
-                    <m:t>k</m:t>
-                  </m:r>
-                  <m:r>
-                    <m:t>x</m:t>
-                  </m:r>
-                </m:e>
-              </m:d>
+              <m:r>
+                <m:rPr>
+                  <m:sty m:val="p"/>
+                </m:rPr>
+                <m:t>(</m:t>
+              </m:r>
+              <m:r>
+                <m:t>k</m:t>
+              </m:r>
+              <m:r>
+                <m:t>x</m:t>
+              </m:r>
+              <m:r>
+                <m:rPr>
+                  <m:sty m:val="p"/>
+                </m:rPr>
+                <m:t>)</m:t>
+              </m:r>
               <m:r>
                 <m:rPr>
                   <m:sty m:val="p"/>
@@ -3144,8 +3218,8 @@
         </w:pict>
       </w:r>
     </w:p>
-    <w:bookmarkEnd w:id="23"/>
-    <w:bookmarkStart w:id="27" w:name="further-reading"/>
+    <w:bookmarkEnd w:id="12"/>
+    <w:bookmarkStart w:id="16" w:name="further-reading"/>
     <w:p>
       <w:pPr>
         <w:pStyle w:val="Heading1"/>
@@ -3164,7 +3238,7 @@
       <w:r>
         <w:t xml:space="preserve"> </w:t>
       </w:r>
-      <w:hyperlink r:id="rId24">
+      <w:hyperlink r:id="rId13">
         <w:r>
           <w:rPr>
             <w:rStyle w:val="Hyperlink"/>
@@ -3179,7 +3253,7 @@
         <w:t xml:space="preserve">and [Proof: Antiderivatives of other common functions].</w:t>
       </w:r>
     </w:p>
-    <w:bookmarkStart w:id="26" w:name="version-history"/>
+    <w:bookmarkStart w:id="15" w:name="version-history"/>
     <w:p>
       <w:pPr>
         <w:pStyle w:val="Heading2"/>
@@ -3200,7 +3274,7 @@
       <w:pPr>
         <w:pStyle w:val="BodyText"/>
       </w:pPr>
-      <w:hyperlink r:id="rId25">
+      <w:hyperlink r:id="rId14">
         <w:r>
           <w:rPr>
             <w:rStyle w:val="Hyperlink"/>
@@ -3209,8 +3283,8 @@
         </w:r>
       </w:hyperlink>
     </w:p>
-    <w:bookmarkEnd w:id="26"/>
-    <w:bookmarkEnd w:id="27"/>
+    <w:bookmarkEnd w:id="15"/>
+    <w:bookmarkEnd w:id="16"/>
     <w:sectPr>
       <w:pgSz w:h="15840" w:w="12240"/>
       <w:pgMar w:bottom="1440" w:footer="720" w:gutter="0" w:header="720" w:left="1440" w:right="1440" w:top="1440"/>
